--- a/SOP-XX_PopPK_PKPD_Vendor_Internal_QC_v0_2.docx
+++ b/SOP-XX_PopPK_PKPD_Vendor_Internal_QC_v0_2.docx
@@ -805,7 +805,7 @@
           <w:sz w:val="20"/>
           <w:szCs w:val="20"/>
         </w:rPr>
-        <w:t xml:space="preserve">External work — model-based and related quantitative analyses (for example, population PK, PK/PD, exposure-response, and simulation analyses) performed by service providers on behalf of Helus, irrespective of software. These analyses are subject to scientific review by Helus; QC remains the responsibility of the service provider.</w:t>
+        <w:t xml:space="preserve">External work: model-based and related quantitative analyses (for example, population PK, PK/PD, exposure-response, and simulation analyses) performed by service providers on behalf of Helus, irrespective of software. These analyses are subject to scientific review by Helus; QC remains the responsibility of the service provider.</w:t>
       </w:r>
     </w:p>
     <w:p>
@@ -828,7 +828,7 @@
           <w:sz w:val="20"/>
           <w:szCs w:val="20"/>
         </w:rPr>
-        <w:t xml:space="preserve">Internal work — analyses performed by Helus staff, including descriptive and graphical summaries of PK, PD, biomarker, and safety data; exposure and dose-response exploration; noncompartmental analysis; and dataset preparation and data checks in support of outsourced work. Internal work is subject to QC and scientific review commensurate with its purpose.</w:t>
+        <w:t xml:space="preserve">Internal work: analyses performed by Helus staff, including descriptive and graphical summaries of PK, PD, biomarker, and safety data; exposure and dose-response exploration; noncompartmental analysis; and dataset preparation and data checks in support of outsourced work. Internal work is subject to QC and scientific review by Helus.</w:t>
       </w:r>
     </w:p>
     <w:p>
@@ -874,7 +874,7 @@
           <w:sz w:val="20"/>
           <w:szCs w:val="20"/>
         </w:rPr>
-        <w:t xml:space="preserve">Bioanalytical work is outside the scope of this SOP. Both categories of work described in 2.1 follow the general workflow in Section 5.1 and are documented on the QC Review and Sign-off Form described in Section 5.3. The oversight process for external work is described in Section 5.4 and the review process for internal work in Section 5.5. Where an analysis does not clearly fall within either category, the Reviewer determines which sections apply and documents that determination.</w:t>
+        <w:t xml:space="preserve">Bioanalytical work is outside the scope of this SOP. Both categories of work described in 2.1 follow the general workflow in Section 5.1 and are documented on the QC Review and Sign-off Form described in Section 5.3. The oversight process for external work is described in Section 5.4 and the review process for internal work in Section 5.5. Where an analysis does not clearly fall within either category, the Clinical Pharmacology Program Lead determines which sections apply and documents that determination.</w:t>
       </w:r>
     </w:p>
     <w:p>
@@ -1487,74 +1487,6 @@
                 <w:sz w:val="20"/>
                 <w:szCs w:val="20"/>
               </w:rPr>
-              <w:t xml:space="preserve">EDA</w:t>
-            </w:r>
-          </w:p>
-        </w:tc>
-        <w:tc>
-          <w:tcPr>
-            <w:tcW w:type="dxa" w:w="6760"/>
-            <w:tcBorders>
-              <w:top w:val="single" w:color="BFBFBF" w:sz="4"/>
-              <w:left w:val="single" w:color="BFBFBF" w:sz="4"/>
-              <w:bottom w:val="single" w:color="BFBFBF" w:sz="4"/>
-              <w:right w:val="single" w:color="BFBFBF" w:sz="4"/>
-            </w:tcBorders>
-            <w:tcMar>
-              <w:top w:type="dxa" w:w="60"/>
-              <w:left w:type="dxa" w:w="100"/>
-              <w:bottom w:type="dxa" w:w="60"/>
-              <w:right w:type="dxa" w:w="100"/>
-            </w:tcMar>
-          </w:tcPr>
-          <w:p>
-            <w:pPr>
-              <w:spacing w:after="0"/>
-            </w:pPr>
-            <w:r>
-              <w:rPr>
-                <w:rFonts w:ascii="Open Sans" w:cs="Open Sans" w:eastAsia="Open Sans" w:hAnsi="Open Sans"/>
-                <w:b w:val="false"/>
-                <w:bCs w:val="false"/>
-                <w:color w:val="333333"/>
-                <w:sz w:val="20"/>
-                <w:szCs w:val="20"/>
-              </w:rPr>
-              <w:t xml:space="preserve">Exploratory data analysis: descriptive, graphical, and related analyses used to characterize data and inform further work.</w:t>
-            </w:r>
-          </w:p>
-        </w:tc>
-      </w:tr>
-      <w:tr>
-        <w:tc>
-          <w:tcPr>
-            <w:tcW w:type="dxa" w:w="2600"/>
-            <w:tcBorders>
-              <w:top w:val="single" w:color="BFBFBF" w:sz="4"/>
-              <w:left w:val="single" w:color="BFBFBF" w:sz="4"/>
-              <w:bottom w:val="single" w:color="BFBFBF" w:sz="4"/>
-              <w:right w:val="single" w:color="BFBFBF" w:sz="4"/>
-            </w:tcBorders>
-            <w:tcMar>
-              <w:top w:type="dxa" w:w="60"/>
-              <w:left w:type="dxa" w:w="100"/>
-              <w:bottom w:type="dxa" w:w="60"/>
-              <w:right w:type="dxa" w:w="100"/>
-            </w:tcMar>
-          </w:tcPr>
-          <w:p>
-            <w:pPr>
-              <w:spacing w:after="0"/>
-            </w:pPr>
-            <w:r>
-              <w:rPr>
-                <w:rFonts w:ascii="Open Sans" w:cs="Open Sans" w:eastAsia="Open Sans" w:hAnsi="Open Sans"/>
-                <w:b w:val="false"/>
-                <w:bCs w:val="false"/>
-                <w:color w:val="333333"/>
-                <w:sz w:val="20"/>
-                <w:szCs w:val="20"/>
-              </w:rPr>
               <w:t xml:space="preserve">NCA</w:t>
             </w:r>
           </w:p>
@@ -2230,7 +2162,7 @@
           <w:sz w:val="20"/>
           <w:szCs w:val="20"/>
         </w:rPr>
-        <w:t xml:space="preserve">Analysis plan: prepared by the Analyst and approved by the Reviewer before substantive analysis work begins. For model-based analyses, the plan should be consistent with applicable regulatory guidance and typically describes the objectives, the data to be used, data handling rules (for example, exclusions, BLQ handling, and missing data), the modeling and evaluation approach, any planned simulations, and the software. For internal analyses, a concise plan describing the objectives, data sources, key variables and derivations, planned outputs, and software is sufficient.</w:t>
+        <w:t xml:space="preserve">Analysis plan: prepared by the Analyst and approved by the Reviewer before substantive analysis work begins. For model-based analyses, the plan is consistent with applicable regulatory guidance and describes the objectives, the data to be used, data handling rules (for example, exclusions, BLQ handling, and missing data), the modeling and evaluation approach, any planned simulations, and the software. For internal analyses, a concise plan describing the objectives, data sources, key variables and derivations, planned outputs, and software is sufficient.</w:t>
       </w:r>
     </w:p>
     <w:p>
@@ -2717,7 +2649,7 @@
           <w:sz w:val="20"/>
           <w:szCs w:val="20"/>
         </w:rPr>
-        <w:t xml:space="preserve">Deliverables include the underlying analysis materials in addition to the report: model or analysis code, run records, and the code used to generate tables and figures.</w:t>
+        <w:t xml:space="preserve">Deliverables include the underlying analysis materials in addition to the report, namely model or analysis code, run records, and the code used to generate tables and figures.</w:t>
       </w:r>
     </w:p>
     <w:p>
@@ -2809,7 +2741,7 @@
           <w:sz w:val="20"/>
           <w:szCs w:val="20"/>
         </w:rPr>
-        <w:t xml:space="preserve">Data and plan conformance — the data included, the exclusions and their rationale, and the data handling are consistent with the plan and data specification and appropriate for the studies concerned; the provider’s data QC summary is available.</w:t>
+        <w:t xml:space="preserve">Data and plan conformance: the data included, the exclusions and their rationale, and the data handling are consistent with the plan and data specification and appropriate for the studies concerned; the provider’s data QC summary is available.</w:t>
       </w:r>
     </w:p>
     <w:p>
@@ -2832,7 +2764,7 @@
           <w:sz w:val="20"/>
           <w:szCs w:val="20"/>
         </w:rPr>
-        <w:t xml:space="preserve">Model or results review — the model development path is consistent with the plan and with prior knowledge, and departures are explained; parameter estimates are plausible and adequately precise; the model evaluation supports the intended use; the provider’s model QC summary is available.</w:t>
+        <w:t xml:space="preserve">Model or results review: the model development path is consistent with the plan and with prior knowledge, and departures are explained; parameter estimates are plausible and adequately precise; the model evaluation supports the intended use; the provider’s model QC summary is available.</w:t>
       </w:r>
     </w:p>
     <w:p>
@@ -2855,7 +2787,7 @@
           <w:sz w:val="20"/>
           <w:szCs w:val="20"/>
         </w:rPr>
-        <w:t xml:space="preserve">Report review — conclusions are supported by the results; assumptions and limitations are stated; the methods described reflect those agreed; the report is consistent with applicable guidance (Section 6) and, in consultation with the Clinical Pharmacology Program Lead, with the development plan; the provider’s report QC summary is available.</w:t>
+        <w:t xml:space="preserve">Report review: conclusions are supported by the results; assumptions and limitations are stated; the methods described reflect those agreed; the report is consistent with applicable guidance (Section 6) and, in consultation with the Clinical Pharmacology Program Lead, with the development plan; the provider’s report QC summary is available.</w:t>
       </w:r>
     </w:p>
     <w:p>
@@ -2878,7 +2810,7 @@
           <w:sz w:val="20"/>
           <w:szCs w:val="20"/>
         </w:rPr>
-        <w:t xml:space="preserve">Documentation and compliance — the agreed deliverables have been received, version control has been applied, and the form is complete and signed.</w:t>
+        <w:t xml:space="preserve">Documentation and compliance: the agreed deliverables have been received, version control has been applied, and the form is complete and signed.</w:t>
       </w:r>
     </w:p>
     <w:p>
@@ -2972,7 +2904,7 @@
           <w:sz w:val="20"/>
           <w:szCs w:val="20"/>
         </w:rPr>
-        <w:t xml:space="preserve">Before analysis work begins, the Analyst records the software and computing environment to be used and, where relevant, the outputs to be retained and any seeds to be recorded (consistent with Sections 5.4.2 and 5.4.3). The provider-specific provisions of Sections 5.4.1 through 5.4.4 do not otherwise apply.</w:t>
+        <w:t xml:space="preserve">Before analysis work begins, the Analyst documents the software and computing environment to be used. Sections 5.4.1 through 5.4.4 do not apply to internal work.</w:t>
       </w:r>
     </w:p>
     <w:p>
@@ -2995,7 +2927,7 @@
           <w:sz w:val="20"/>
           <w:szCs w:val="20"/>
         </w:rPr>
-        <w:t xml:space="preserve">The Reviewer is granted access to the analysis area at start-up. Sections 5.2, 5.3, 5.6, and 5.7 apply to internal work as written; references to the service provider should be read as references to the internal Analyst.</w:t>
+        <w:t xml:space="preserve">The Reviewer is granted access to the analysis area at start-up.</w:t>
       </w:r>
     </w:p>
     <w:p>
@@ -3041,7 +2973,7 @@
           <w:sz w:val="20"/>
           <w:szCs w:val="20"/>
         </w:rPr>
-        <w:t xml:space="preserve">Data verification — the analysis dataset corresponds to the source data with no missing or extraneous records; units are consistent; derived variables and the handling of BLQ and missing data follow the plan; exclusions are listed with reasons.</w:t>
+        <w:t xml:space="preserve">Data verification: the analysis dataset corresponds to the source data with no missing or extraneous records; units are consistent; derived variables and the handling of BLQ and missing data follow the plan; exclusions are listed with reasons.</w:t>
       </w:r>
     </w:p>
     <w:p>
@@ -3064,7 +2996,7 @@
           <w:sz w:val="20"/>
           <w:szCs w:val="20"/>
         </w:rPr>
-        <w:t xml:space="preserve">Graphical review — axes, legends, plotted data points, fitted curves or smoothers, error bars, and color coding are correct and consistent with study conventions.</w:t>
+        <w:t xml:space="preserve">Graphical review: axes, legends, plotted data points, fitted curves or smoothers, error bars, and color coding are correct and consistent with study conventions.</w:t>
       </w:r>
     </w:p>
     <w:p>
@@ -3087,7 +3019,7 @@
           <w:sz w:val="20"/>
           <w:szCs w:val="20"/>
         </w:rPr>
-        <w:t xml:space="preserve">Statistical and analysis checks — summary statistics or NCA parameters correspond to the software output; methods, stratifications, and settings follow the plan; outliers are handled and documented; tables and figures can be regenerated from the delivered code.</w:t>
+        <w:t xml:space="preserve">Statistical and analysis checks: summary statistics or NCA parameters correspond to the software output; methods, stratifications, and settings follow the plan; outliers are handled and documented; tables and figures can be regenerated from the delivered code.</w:t>
       </w:r>
     </w:p>
     <w:p>
@@ -3110,7 +3042,7 @@
           <w:sz w:val="20"/>
           <w:szCs w:val="20"/>
         </w:rPr>
-        <w:t xml:space="preserve">Documentation and compliance — version control and file naming conventions are applied; deviations from the plan are documented; reported values are traceable to outputs; the form is complete and signed.</w:t>
+        <w:t xml:space="preserve">Documentation and compliance: version control and file naming conventions are applied; deviations from the plan are documented; reported values are traceable to outputs; the form is complete and signed.</w:t>
       </w:r>
     </w:p>
     <w:p>
@@ -3298,7 +3230,7 @@
           <w:sz w:val="20"/>
           <w:szCs w:val="20"/>
         </w:rPr>
-        <w:t xml:space="preserve">The retained analysis record typically comprises the approved plan and any amendments, the datasets and their specifications, the delivered code and outputs, the signed QC Review and Sign-off Form, the service provider’s QC documentation (external work), and the final report.</w:t>
+        <w:t xml:space="preserve">The retained analysis record comprises the approved plan and any amendments, the datasets and their specifications, the delivered code and outputs, the signed QC Review and Sign-off Form, the service provider’s QC documentation (external work), and the final report.</w:t>
       </w:r>
     </w:p>
     <w:p>
@@ -8442,7 +8374,7 @@
                 <w:sz w:val="20"/>
                 <w:szCs w:val="20"/>
               </w:rPr>
-              <w:t xml:space="preserve">Provider QC summaries — data, model or results, report (external work; 3.4.1)</w:t>
+              <w:t xml:space="preserve">Provider QC summaries for data, model or results, and report (external work; Section 3.4.1)</w:t>
             </w:r>
           </w:p>
         </w:tc>
